--- a/발표자료/대본/중간발표_대본.docx
+++ b/발표자료/대본/중간발표_대본.docx
@@ -1442,7 +1442,7 @@
           <w:rFonts w:ascii="Malgun Gothic" w:hAnsi="Malgun Gothic" w:eastAsia="Malgun Gothic" w:cs="Malgun Gothic"/>
           <w:sz w:val="25"/>
         </w:rPr>
-        <w:t>다만 이 수치는 이미 확인한 공개 음원에서 낸 값이어서 실제 가정에서의 정확도가 아닙니다. YAMNet은 AudioSet으로 사전학습된 모델이라 AudioSet 결과는 독립 평가로 볼 수 없고, 마이크와 Raspberry Pi 실장비에서는 아직 시험하지 않았습니다. 다음 단계는 놓친 원본을 직접 들어 정답을 검수하고, 가정 소음을 포함한 독립 평가 자료를 확보하는 것입니다.</w:t>
+        <w:t>다만 이 수치는 이미 확인한 공개 음원에서 낸 값이어서 실제 가정에서의 정확도가 아닙니다. YAMNet은 AudioSet으로 사전학습된 모델이라 AudioSet 결과는 독립 평가로 볼 수 없고, 마이크 실장비에서는 아직 시험하지 않았습니다. 다음 단계는 놓친 원본을 직접 들어 정답을 검수하고, 가정 소음을 포함한 독립 평가 자료를 확보하는 것입니다.</w:t>
       </w:r>
     </w:p>
     <w:p>
@@ -1600,7 +1600,7 @@
           <w:rFonts w:ascii="Malgun Gothic" w:hAnsi="Malgun Gothic" w:eastAsia="Malgun Gothic" w:cs="Malgun Gothic"/>
           <w:sz w:val="22"/>
         </w:rPr>
-        <w:t>A. 10월 19일부터 23일에 적용하고, Raspberry Pi에서 돌릴 수 있는지도 그때 확인합니다. 지금 웹 서비스는 기존 운영 모델이고, 방금 본 영상은 YAMNet 단독 데모 스크립트를 공개 음원 4개로 실행한 화면입니다.</w:t>
+        <w:t>A. 10월 19일부터 23일에 적용합니다. 지금 웹 서비스는 기존 운영 모델이고, 방금 본 영상은 YAMNet 단독 데모 스크립트를 공개 음원 4개로 실행한 화면입니다.</w:t>
       </w:r>
     </w:p>
     <w:p>
